--- a/output/준공서류_확보현황_20260907.docx
+++ b/output/준공서류_확보현황_20260907.docx
@@ -1080,7 +1080,7 @@
                 <w:sz w:val="18"/>
                 <w:szCs w:val="18"/>
               </w:rPr>
-              <w:t xml:space="preserve">0%</w:t>
+              <w:t xml:space="preserve">40%</w:t>
             </w:r>
           </w:p>
         </w:tc>
@@ -1285,7 +1285,7 @@
                 <w:sz w:val="18"/>
                 <w:szCs w:val="18"/>
               </w:rPr>
-              <w:t xml:space="preserve">100%</w:t>
+              <w:t xml:space="preserve">40%</w:t>
             </w:r>
           </w:p>
         </w:tc>
@@ -1490,7 +1490,7 @@
                 <w:sz w:val="18"/>
                 <w:szCs w:val="18"/>
               </w:rPr>
-              <w:t xml:space="preserve">100%</w:t>
+              <w:t xml:space="preserve">70%</w:t>
             </w:r>
           </w:p>
         </w:tc>
@@ -1695,7 +1695,7 @@
                 <w:sz w:val="18"/>
                 <w:szCs w:val="18"/>
               </w:rPr>
-              <w:t xml:space="preserve">100%</w:t>
+              <w:t xml:space="preserve">70%</w:t>
             </w:r>
           </w:p>
         </w:tc>
@@ -1900,7 +1900,7 @@
                 <w:sz w:val="18"/>
                 <w:szCs w:val="18"/>
               </w:rPr>
-              <w:t xml:space="preserve">0%</w:t>
+              <w:t xml:space="preserve">99%</w:t>
             </w:r>
           </w:p>
         </w:tc>
@@ -2105,7 +2105,7 @@
                 <w:sz w:val="18"/>
                 <w:szCs w:val="18"/>
               </w:rPr>
-              <w:t xml:space="preserve">0%</w:t>
+              <w:t xml:space="preserve">99%</w:t>
             </w:r>
           </w:p>
         </w:tc>
@@ -2310,7 +2310,7 @@
                 <w:sz w:val="18"/>
                 <w:szCs w:val="18"/>
               </w:rPr>
-              <w:t xml:space="preserve">45%</w:t>
+              <w:t xml:space="preserve">99%</w:t>
             </w:r>
           </w:p>
         </w:tc>
@@ -2720,7 +2720,7 @@
                 <w:sz w:val="18"/>
                 <w:szCs w:val="18"/>
               </w:rPr>
-              <w:t xml:space="preserve">30%</w:t>
+              <w:t xml:space="preserve">70%</w:t>
             </w:r>
           </w:p>
         </w:tc>
@@ -2925,7 +2925,7 @@
                 <w:sz w:val="18"/>
                 <w:szCs w:val="18"/>
               </w:rPr>
-              <w:t xml:space="preserve">10%</w:t>
+              <w:t xml:space="preserve">70%</w:t>
             </w:r>
           </w:p>
         </w:tc>
@@ -3335,7 +3335,7 @@
                 <w:sz w:val="18"/>
                 <w:szCs w:val="18"/>
               </w:rPr>
-              <w:t xml:space="preserve">0%</w:t>
+              <w:t xml:space="preserve">100%</w:t>
             </w:r>
           </w:p>
         </w:tc>
